--- a/resources/week-03/W3L1 - Planning Your Heading Hierarchy - Support (Beginning).docx
+++ b/resources/week-03/W3L1 - Planning Your Heading Hierarchy - Support (Beginning).docx
@@ -302,7 +302,7 @@
                 <w:sz w:val="21"/>
                 <w:szCs w:val="21"/>
               </w:rPr>
-              <w:t xml:space="preserve">h1 = page title   |   h2 = section title   |   skips a level   |   harder for screen readers to follow</w:t>
+              <w:t xml:space="preserve">h1 = main heading   |   h2 = section heading   |   skips a level   |   harder for screen readers to follow</w:t>
             </w:r>
           </w:p>
         </w:tc>
@@ -567,7 +567,7 @@
                 <w:sz w:val="20"/>
                 <w:szCs w:val="20"/>
               </w:rPr>
-              <w:t xml:space="preserve">h1 - Page title:</w:t>
+              <w:t xml:space="preserve">h1 - Main heading:</w:t>
             </w:r>
           </w:p>
           <w:p>
@@ -624,7 +624,7 @@
                 <w:sz w:val="20"/>
                 <w:szCs w:val="20"/>
               </w:rPr>
-              <w:t xml:space="preserve">h2 - Section 1 title, and what the paragraph will say:</w:t>
+              <w:t xml:space="preserve">h2 - Section 1 heading, and what the paragraph will say:</w:t>
             </w:r>
           </w:p>
           <w:p>
@@ -689,7 +689,7 @@
                 <w:sz w:val="20"/>
                 <w:szCs w:val="20"/>
               </w:rPr>
-              <w:t xml:space="preserve">h2 - Section 2 title, and what the paragraph will say:</w:t>
+              <w:t xml:space="preserve">h2 - Section 2 heading, and what the paragraph will say:</w:t>
             </w:r>
           </w:p>
           <w:p>
@@ -730,7 +730,7 @@
           <w:sz w:val="22"/>
           <w:szCs w:val="22"/>
         </w:rPr>
-        <w:t xml:space="preserve">Exit ticket: Which heading level would you use for a page's main title, and which for a section title?</w:t>
+        <w:t xml:space="preserve">Exit ticket: Which heading level would you use for a page's main heading, and which for a section heading?</w:t>
       </w:r>
     </w:p>
     <w:p>
